--- a/templates/docx/designer-brief.docx
+++ b/templates/docx/designer-brief.docx
@@ -56,7 +56,7 @@
           <w:color w:val="ED1B24"/>
           <w:sz w:val="16"/>
         </w:rPr>
-        <w:t>Gate 7   |   Routes: standard / full   |   Version: v0.1 draft → v1.0 on approval → v1.1 after a logged change</w:t>
+        <w:t>Approval: style direction   |   Routes: standard / full   |   Version: v0.1 draft → v1.0 on approval → v1.1 after a logged change</w:t>
       </w:r>
     </w:p>
     <w:tbl>
@@ -276,7 +276,7 @@
                 <w:color w:val="6A6A6A"/>
                 <w:sz w:val="17"/>
               </w:rPr>
-              <w:t>From the sales handover</w:t>
+              <w:t>From the studio brief</w:t>
             </w:r>
           </w:p>
         </w:tc>
@@ -534,7 +534,7 @@
                 <w:color w:val="6A6A6A"/>
                 <w:sz w:val="16"/>
               </w:rPr>
-              <w:t>Gate 3</w:t>
+              <w:t>Sitemap approval</w:t>
             </w:r>
           </w:p>
         </w:tc>
